--- a/Отчет_по_практике_final.docx
+++ b/Отчет_по_практике_final.docx
@@ -3334,8 +3334,6 @@
         </w:rPr>
         <w:t>й</w:t>
       </w:r>
-      <w:bookmarkStart w:id="6" w:name="_GoBack"/>
-      <w:bookmarkEnd w:id="6"/>
       <w:r>
         <w:rPr>
           <w:rFonts w:cs="Times New Roman"/>
@@ -12427,7 +12425,7 @@
           <w:lang w:val="ru-RU"/>
         </w:rPr>
       </w:pPr>
-      <w:bookmarkStart w:id="7" w:name="_Toc232520136"/>
+      <w:bookmarkStart w:id="6" w:name="_Toc232520136"/>
       <w:r>
         <w:rPr>
           <w:rFonts w:ascii="Times New Roman" w:hAnsi="Times New Roman" w:cs="Times New Roman"/>
@@ -12436,294 +12434,325 @@
         </w:rPr>
         <w:t>6. РЕЗУЛЬТАТЫ И АНАЛИЗ</w:t>
       </w:r>
+      <w:bookmarkEnd w:id="6"/>
+    </w:p>
+    <w:p>
+      <w:pPr>
+        <w:spacing w:after="0" w:line="360" w:lineRule="auto"/>
+        <w:ind w:firstLine="709"/>
+        <w:jc w:val="both"/>
+        <w:rPr>
+          <w:lang w:val="ru-RU"/>
+        </w:rPr>
+      </w:pPr>
+      <w:r>
+        <w:rPr>
+          <w:lang w:val="ru-RU"/>
+        </w:rPr>
+        <w:t xml:space="preserve">По итогам этапа получен полнофункциональный и проверенный вариант приложения файлового хранилища: реализованы базовые операции с файлами, контроль доступа по владельцу, публичные сценарии </w:t>
+      </w:r>
+      <w:proofErr w:type="spellStart"/>
+      <w:r>
+        <w:rPr>
+          <w:lang w:val="ru-RU"/>
+        </w:rPr>
+        <w:t>шаринга</w:t>
+      </w:r>
+      <w:proofErr w:type="spellEnd"/>
+      <w:r>
+        <w:rPr>
+          <w:lang w:val="ru-RU"/>
+        </w:rPr>
+        <w:t xml:space="preserve"> и регистрация пользователей, а также улучшенный интерфейс и диагностируемые сообщения об ошибках.</w:t>
+      </w:r>
+    </w:p>
+    <w:p>
+      <w:pPr>
+        <w:spacing w:after="0" w:line="360" w:lineRule="auto"/>
+        <w:ind w:firstLine="709"/>
+        <w:jc w:val="both"/>
+        <w:rPr>
+          <w:lang w:val="ru-RU"/>
+        </w:rPr>
+      </w:pPr>
+      <w:r>
+        <w:rPr>
+          <w:lang w:val="ru-RU"/>
+        </w:rPr>
+        <w:t>Анализ показал, что ИИ эффективно ускоряет разработку и исправления при точной постановке задач, но начальные версии требуют обязательной экспертной проверки. Наиболее результативным оказался цикл с формальной валидацией: найденные несоответствия фиксировались, исправлялись отдельными итерациями и повторно проверялись.</w:t>
+      </w:r>
+    </w:p>
+    <w:p>
+      <w:pPr>
+        <w:spacing w:after="0" w:line="360" w:lineRule="auto"/>
+        <w:ind w:firstLine="567"/>
+        <w:jc w:val="both"/>
+        <w:rPr>
+          <w:lang w:val="ru-RU"/>
+        </w:rPr>
+      </w:pPr>
+      <w:r>
+        <w:rPr>
+          <w:lang w:val="ru-RU"/>
+        </w:rPr>
+        <w:t xml:space="preserve">Практическая валидация подтвердила устранение критичных рисков (безопасность загрузки, разграничение прав, устойчивость сценариев авторизации, покрытие негативных кейсов). Таким образом, качество результата достигалось не одной генерацией, а последовательной связкой: </w:t>
+      </w:r>
+      <w:proofErr w:type="spellStart"/>
+      <w:r>
+        <w:rPr>
+          <w:lang w:val="ru-RU"/>
+        </w:rPr>
+        <w:t>промпт</w:t>
+      </w:r>
+      <w:proofErr w:type="spellEnd"/>
+      <w:r>
+        <w:rPr>
+          <w:lang w:val="ru-RU"/>
+        </w:rPr>
+        <w:t>, тестирование, анализ дефектов, корректировка и контрольная проверка.</w:t>
+      </w:r>
+    </w:p>
+    <w:p>
+      <w:pPr>
+        <w:spacing w:after="0" w:line="360" w:lineRule="auto"/>
+        <w:ind w:firstLine="567"/>
+        <w:jc w:val="both"/>
+        <w:rPr>
+          <w:lang w:val="ru-RU"/>
+        </w:rPr>
+      </w:pPr>
+      <w:r>
+        <w:rPr>
+          <w:lang w:val="ru-RU"/>
+        </w:rPr>
+        <w:t>Анализ работы ИИ:</w:t>
+      </w:r>
+    </w:p>
+    <w:p>
+      <w:pPr>
+        <w:spacing w:after="0" w:line="360" w:lineRule="auto"/>
+        <w:ind w:firstLine="567"/>
+        <w:jc w:val="both"/>
+        <w:rPr>
+          <w:lang w:val="ru-RU"/>
+        </w:rPr>
+      </w:pPr>
+      <w:r>
+        <w:rPr>
+          <w:lang w:val="ru-RU"/>
+        </w:rPr>
+        <w:t xml:space="preserve">ИИ успешно справился со всеми этапами, но результат сильно зависел от того, насколько точно человек формулировал требования. С одной стороны, он смог </w:t>
+      </w:r>
+      <w:r>
+        <w:rPr>
+          <w:lang w:val="ru-RU"/>
+        </w:rPr>
+        <w:lastRenderedPageBreak/>
+        <w:t>быстро создать рабочее приложение. Оно запустилось с первой попытки, и базовые функции работали. Это показывает, что ИИ хорошо подходит для быстрого создания прототипа.</w:t>
+      </w:r>
+    </w:p>
+    <w:p>
+      <w:pPr>
+        <w:spacing w:after="0" w:line="360" w:lineRule="auto"/>
+        <w:ind w:firstLine="567"/>
+        <w:jc w:val="both"/>
+        <w:rPr>
+          <w:lang w:val="ru-RU"/>
+        </w:rPr>
+      </w:pPr>
+      <w:r>
+        <w:rPr>
+          <w:lang w:val="ru-RU"/>
+        </w:rPr>
+        <w:t>С другой стороны, первая версия приложения показала важную проблему. ИИ выполнил основные пункты запроса, но не учёл многие скрытые требования. В первой версии не было ограничений на размер и тип файлов, не было владельца файла, не было нормальной проверки доступа, не было тестов, а код был неудобен для чтения. То есть ИИ сделал то, что было прямо указано, но не добавил важные вещи, которые нужны для безопасного и удобного приложения.</w:t>
+      </w:r>
+    </w:p>
+    <w:p>
+      <w:pPr>
+        <w:spacing w:after="0" w:line="360" w:lineRule="auto"/>
+        <w:ind w:firstLine="567"/>
+        <w:jc w:val="both"/>
+        <w:rPr>
+          <w:lang w:val="ru-RU"/>
+        </w:rPr>
+      </w:pPr>
+      <w:r>
+        <w:rPr>
+          <w:lang w:val="ru-RU"/>
+        </w:rPr>
+        <w:t>После этого я начал идти по шагам и просить ИИ исправлять конкретные недостатки. Когда проблема была описана точно, ИИ обычно исправлял её без больших сложностей. Это важный вывод: ИИ хорошо работает не как полностью самостоятельный разработчик, а как инструмент, которому нужно давать понятные и подробные задачи.</w:t>
+      </w:r>
+    </w:p>
+    <w:p>
+      <w:pPr>
+        <w:spacing w:after="0" w:line="360" w:lineRule="auto"/>
+        <w:ind w:firstLine="567"/>
+        <w:jc w:val="both"/>
+        <w:rPr>
+          <w:lang w:val="ru-RU"/>
+        </w:rPr>
+      </w:pPr>
+      <w:r>
+        <w:rPr>
+          <w:lang w:val="ru-RU"/>
+        </w:rPr>
+        <w:t>Сначала были исправлены проблемы безопасности. ИИ добавил ограничения на размер и тип файлов, владельца файла и проверки доступа. Это улучшило приложение, потому что пользователи больше не могли управлять чужими файлами, а загрузка файлов стала более контролируемой. При этом видно, что такие важные вещи появились только после отдельного запроса, а не в первой версии.</w:t>
+      </w:r>
+    </w:p>
+    <w:p>
+      <w:pPr>
+        <w:spacing w:after="0" w:line="360" w:lineRule="auto"/>
+        <w:ind w:firstLine="567"/>
+        <w:jc w:val="both"/>
+        <w:rPr>
+          <w:lang w:val="ru-RU"/>
+        </w:rPr>
+      </w:pPr>
+      <w:r>
+        <w:rPr>
+          <w:lang w:val="ru-RU"/>
+        </w:rPr>
+        <w:t>Потом были добавлены новые функции: публичная ссылка, белый список пользователей и регистрация. После ручного тестирования эти функции работали нормально. Это показывает, что ИИ способен расширять уже готовый проект и добавлять новый функционал без серьёзных ошибок, если задача описана конкретно.</w:t>
+      </w:r>
+    </w:p>
+    <w:p>
+      <w:pPr>
+        <w:spacing w:after="0" w:line="360" w:lineRule="auto"/>
+        <w:ind w:firstLine="567"/>
+        <w:jc w:val="both"/>
+        <w:rPr>
+          <w:lang w:val="ru-RU"/>
+        </w:rPr>
+      </w:pPr>
+      <w:r>
+        <w:rPr>
+          <w:lang w:val="ru-RU"/>
+        </w:rPr>
+        <w:t>Затем я попросил улучшить качество кода. ИИ разбил код на функции, вынес константы и разделил `</w:t>
+      </w:r>
+      <w:proofErr w:type="spellStart"/>
+      <w:r>
+        <w:rPr>
+          <w:lang w:val="ru-RU"/>
+        </w:rPr>
+        <w:t>Program.cs</w:t>
+      </w:r>
+      <w:proofErr w:type="spellEnd"/>
+      <w:r>
+        <w:rPr>
+          <w:lang w:val="ru-RU"/>
+        </w:rPr>
+        <w:t>` на несколько файлов. После этого проект стало проще читать и поддерживать. Этот этап показал, что ИИ может улучшать структуру кода, но обычно делает это только по прямому запросу. Самостоятельно при первой генерации он больше ориентируется на то, чтобы приложение просто работало.</w:t>
+      </w:r>
+    </w:p>
+    <w:p>
+      <w:pPr>
+        <w:spacing w:after="0" w:line="360" w:lineRule="auto"/>
+        <w:ind w:firstLine="567"/>
+        <w:jc w:val="both"/>
+        <w:rPr>
+          <w:lang w:val="ru-RU"/>
+        </w:rPr>
+      </w:pPr>
+      <w:r>
+        <w:rPr>
+          <w:lang w:val="ru-RU"/>
+        </w:rPr>
+        <w:lastRenderedPageBreak/>
+        <w:t>Потом был улучшен интерфейс. Появились вкладки, уведомления, значки файлов, подсказки и кнопки действий. Пользоваться приложением стало удобнее. Здесь ИИ тоже справился хорошо, потому что задача была понятной и относилась к конкретным изменениям в UI.</w:t>
+      </w:r>
+    </w:p>
+    <w:p>
+      <w:pPr>
+        <w:spacing w:after="0" w:line="360" w:lineRule="auto"/>
+        <w:ind w:firstLine="567"/>
+        <w:jc w:val="both"/>
+        <w:rPr>
+          <w:lang w:val="ru-RU"/>
+        </w:rPr>
+      </w:pPr>
+      <w:r>
+        <w:rPr>
+          <w:lang w:val="ru-RU"/>
+        </w:rPr>
+        <w:t>После ручного тестирования были найдены ошибки: `</w:t>
+      </w:r>
+      <w:proofErr w:type="spellStart"/>
+      <w:r>
+        <w:rPr>
+          <w:lang w:val="ru-RU"/>
+        </w:rPr>
+        <w:t>Failed</w:t>
+      </w:r>
+      <w:proofErr w:type="spellEnd"/>
+      <w:r>
+        <w:rPr>
+          <w:lang w:val="ru-RU"/>
+        </w:rPr>
+        <w:t xml:space="preserve"> </w:t>
+      </w:r>
+      <w:proofErr w:type="spellStart"/>
+      <w:r>
+        <w:rPr>
+          <w:lang w:val="ru-RU"/>
+        </w:rPr>
+        <w:t>to</w:t>
+      </w:r>
+      <w:proofErr w:type="spellEnd"/>
+      <w:r>
+        <w:rPr>
+          <w:lang w:val="ru-RU"/>
+        </w:rPr>
+        <w:t xml:space="preserve"> </w:t>
+      </w:r>
+      <w:proofErr w:type="spellStart"/>
+      <w:r>
+        <w:rPr>
+          <w:lang w:val="ru-RU"/>
+        </w:rPr>
+        <w:t>fetch</w:t>
+      </w:r>
+      <w:proofErr w:type="spellEnd"/>
+      <w:r>
+        <w:rPr>
+          <w:lang w:val="ru-RU"/>
+        </w:rPr>
+        <w:t>` при загрузке большого файла и HTTP 401 при повторном входе. ИИ исправил эти ошибки и сделал сообщения более понятными для пользователя. Это показывает, что ИИ хорошо подходит для исправления конкретных багов, если есть понятное описание проблемы и можно проверить результат.</w:t>
+      </w:r>
+    </w:p>
+    <w:p>
+      <w:pPr>
+        <w:spacing w:after="0" w:line="360" w:lineRule="auto"/>
+        <w:ind w:firstLine="567"/>
+        <w:jc w:val="both"/>
+        <w:rPr>
+          <w:lang w:val="ru-RU"/>
+        </w:rPr>
+      </w:pPr>
+      <w:r>
+        <w:rPr>
+          <w:lang w:val="ru-RU"/>
+        </w:rPr>
+        <w:t>В конце были добавлены нормальные тесты. Они стали проверять не только успешные действия, но и ошибки: слишком большой файл, запрещённое расширение, чужой файл, отключённую ссылку и доступ вне белого списка. Это сделало приложение надёжнее. Но сам факт, что тесты пришлось отдельно запрашивать, показывает слабое место ИИ: он не всегда сам понимает, какие проверки нужны для проекта.</w:t>
+      </w:r>
+    </w:p>
+    <w:p>
+      <w:pPr>
+        <w:spacing w:after="0" w:line="360" w:lineRule="auto"/>
+        <w:ind w:firstLine="567"/>
+        <w:jc w:val="both"/>
+        <w:rPr>
+          <w:lang w:val="ru-RU"/>
+        </w:rPr>
+      </w:pPr>
+      <w:r>
+        <w:rPr>
+          <w:lang w:val="ru-RU"/>
+        </w:rPr>
+        <w:t>В итоге можно сделать вывод, что ИИ полезен для разработки, но его нужно постоянно контролировать. Он быстро создаёт рабочий код, хорошо исправляет конкретные ошибки и может дорабатывать функционал. Но без чек-листа и ручной проверки он пропускает важные вещи: безопасность, права доступа, тесты и удобную структуру проекта. Поэтому человек в такой работе остаётся главным проверяющим и направляет ИИ на каждом этапе.</w:t>
+      </w:r>
+      <w:bookmarkStart w:id="7" w:name="_GoBack"/>
       <w:bookmarkEnd w:id="7"/>
-    </w:p>
-    <w:p>
-      <w:pPr>
-        <w:spacing w:after="0" w:line="360" w:lineRule="auto"/>
-        <w:ind w:firstLine="709"/>
-        <w:jc w:val="both"/>
-        <w:rPr>
-          <w:lang w:val="ru-RU"/>
-        </w:rPr>
-      </w:pPr>
-      <w:r>
-        <w:rPr>
-          <w:lang w:val="ru-RU"/>
-        </w:rPr>
-        <w:t xml:space="preserve">По итогам этапа получен полнофункциональный и проверенный вариант приложения файлового хранилища: реализованы базовые операции с файлами, контроль доступа по владельцу, публичные сценарии </w:t>
-      </w:r>
-      <w:proofErr w:type="spellStart"/>
-      <w:r>
-        <w:rPr>
-          <w:lang w:val="ru-RU"/>
-        </w:rPr>
-        <w:t>шаринга</w:t>
-      </w:r>
-      <w:proofErr w:type="spellEnd"/>
-      <w:r>
-        <w:rPr>
-          <w:lang w:val="ru-RU"/>
-        </w:rPr>
-        <w:t xml:space="preserve"> и регистрация пользователей, а также улучшенный интерфейс и диагностируемые сообщения об ошибках.</w:t>
-      </w:r>
-    </w:p>
-    <w:p>
-      <w:pPr>
-        <w:spacing w:after="0" w:line="360" w:lineRule="auto"/>
-        <w:ind w:firstLine="709"/>
-        <w:jc w:val="both"/>
-        <w:rPr>
-          <w:lang w:val="ru-RU"/>
-        </w:rPr>
-      </w:pPr>
-      <w:r>
-        <w:rPr>
-          <w:lang w:val="ru-RU"/>
-        </w:rPr>
-        <w:t>Анализ показал, что ИИ эффективно ускоряет разработку и исправления при точной постановке задач, но начальные версии требуют обязательной экспертной проверки. Наиболее результативным оказался цикл с формальной валидацией: найденные несоответствия фиксировались, исправлялись отдельными итерациями и повторно проверялись.</w:t>
-      </w:r>
-    </w:p>
-    <w:p>
-      <w:pPr>
-        <w:spacing w:after="0" w:line="360" w:lineRule="auto"/>
-        <w:ind w:firstLine="567"/>
-        <w:jc w:val="both"/>
-        <w:rPr>
-          <w:lang w:val="ru-RU"/>
-        </w:rPr>
-      </w:pPr>
-      <w:r>
-        <w:rPr>
-          <w:lang w:val="ru-RU"/>
-        </w:rPr>
-        <w:t xml:space="preserve">Практическая валидация подтвердила устранение критичных рисков (безопасность загрузки, разграничение прав, устойчивость сценариев авторизации, покрытие негативных кейсов). Таким образом, качество результата достигалось не одной генерацией, а последовательной связкой: </w:t>
-      </w:r>
-      <w:proofErr w:type="spellStart"/>
-      <w:r>
-        <w:rPr>
-          <w:lang w:val="ru-RU"/>
-        </w:rPr>
-        <w:t>промпт</w:t>
-      </w:r>
-      <w:proofErr w:type="spellEnd"/>
-      <w:r>
-        <w:rPr>
-          <w:lang w:val="ru-RU"/>
-        </w:rPr>
-        <w:t>, тестирование, анализ дефектов, корректировка и контрольная проверка.</w:t>
-      </w:r>
-    </w:p>
-    <w:p>
-      <w:pPr>
-        <w:spacing w:line="360" w:lineRule="auto"/>
-        <w:ind w:firstLine="567"/>
-        <w:jc w:val="both"/>
-        <w:rPr>
-          <w:lang w:val="ru-RU"/>
-        </w:rPr>
-      </w:pPr>
-      <w:r>
-        <w:rPr>
-          <w:lang w:val="ru-RU"/>
-        </w:rPr>
-        <w:t>Анализ работы ИИ</w:t>
-      </w:r>
-      <w:r>
-        <w:rPr>
-          <w:lang w:val="ru-RU"/>
-        </w:rPr>
-        <w:t>:</w:t>
-      </w:r>
-    </w:p>
-    <w:p>
-      <w:pPr>
-        <w:spacing w:after="0" w:line="360" w:lineRule="auto"/>
-        <w:ind w:firstLine="567"/>
-        <w:jc w:val="both"/>
-        <w:rPr>
-          <w:lang w:val="ru-RU"/>
-        </w:rPr>
-      </w:pPr>
-      <w:r>
-        <w:rPr>
-          <w:lang w:val="ru-RU"/>
-        </w:rPr>
-        <w:t>ИИ успешно справился со всеми этапами, но только при условии, что человек последовательно давал ему конкретные требования.</w:t>
-      </w:r>
-      <w:r>
-        <w:rPr>
-          <w:lang w:val="ru-RU"/>
-        </w:rPr>
-        <w:t xml:space="preserve"> </w:t>
-      </w:r>
-    </w:p>
-    <w:p>
-      <w:pPr>
-        <w:spacing w:after="0" w:line="360" w:lineRule="auto"/>
-        <w:ind w:firstLine="567"/>
-        <w:jc w:val="both"/>
-        <w:rPr>
-          <w:lang w:val="ru-RU"/>
-        </w:rPr>
-      </w:pPr>
-      <w:r>
-        <w:rPr>
-          <w:lang w:val="ru-RU"/>
-        </w:rPr>
-        <w:lastRenderedPageBreak/>
-        <w:t>Сначала ИИ быстро создал рабочее приложение. Оно запустилось с первой попытки, и базовые функции работали. Но в первой версии было много проблем: не было ограничений на файлы, не было владельца файла, не было нормальной защиты доступа, не было тестов, а код был неудобен для чтения.</w:t>
-      </w:r>
-    </w:p>
-    <w:p>
-      <w:pPr>
-        <w:spacing w:after="0" w:line="360" w:lineRule="auto"/>
-        <w:ind w:firstLine="567"/>
-        <w:jc w:val="both"/>
-        <w:rPr>
-          <w:lang w:val="ru-RU"/>
-        </w:rPr>
-      </w:pPr>
-      <w:r>
-        <w:rPr>
-          <w:lang w:val="ru-RU"/>
-        </w:rPr>
-        <w:t>После этого я начал идти по шагам и просить ИИ исправлять конкретные недостатки. Когда проблема была описана точно, ИИ обычно исправлял её без больших сложностей.</w:t>
-      </w:r>
-    </w:p>
-    <w:p>
-      <w:pPr>
-        <w:spacing w:after="0" w:line="360" w:lineRule="auto"/>
-        <w:ind w:firstLine="567"/>
-        <w:jc w:val="both"/>
-        <w:rPr>
-          <w:lang w:val="ru-RU"/>
-        </w:rPr>
-      </w:pPr>
-      <w:r>
-        <w:rPr>
-          <w:lang w:val="ru-RU"/>
-        </w:rPr>
-        <w:t>Сначала были исправлены проблемы безопасности: добавлены ограничения на размер и тип файлов, владелец файла и проверки доступа. Потом были добавлены новые функции: публичная ссылка, белый список пользователей и регистрация. После ручного тестирования эти функции работали нормально.</w:t>
-      </w:r>
-    </w:p>
-    <w:p>
-      <w:pPr>
-        <w:spacing w:after="0" w:line="360" w:lineRule="auto"/>
-        <w:ind w:firstLine="567"/>
-        <w:jc w:val="both"/>
-        <w:rPr>
-          <w:lang w:val="ru-RU"/>
-        </w:rPr>
-      </w:pPr>
-      <w:r>
-        <w:rPr>
-          <w:lang w:val="ru-RU"/>
-        </w:rPr>
-        <w:t xml:space="preserve">Затем я попросил улучшить качество кода. ИИ разбил код на функции, вынес константы и разделил </w:t>
-      </w:r>
-      <w:r>
-        <w:t>Program</w:t>
-      </w:r>
-      <w:r>
-        <w:rPr>
-          <w:lang w:val="ru-RU"/>
-        </w:rPr>
-        <w:t>.</w:t>
-      </w:r>
-      <w:r>
-        <w:t>cs</w:t>
-      </w:r>
-      <w:r>
-        <w:rPr>
-          <w:lang w:val="ru-RU"/>
-        </w:rPr>
-        <w:t xml:space="preserve"> на несколько файлов. После этого проект стало проще читать.</w:t>
-      </w:r>
-    </w:p>
-    <w:p>
-      <w:pPr>
-        <w:spacing w:after="0" w:line="360" w:lineRule="auto"/>
-        <w:ind w:firstLine="567"/>
-        <w:jc w:val="both"/>
-        <w:rPr>
-          <w:lang w:val="ru-RU"/>
-        </w:rPr>
-      </w:pPr>
-      <w:r>
-        <w:rPr>
-          <w:lang w:val="ru-RU"/>
-        </w:rPr>
-        <w:t>Потом был улучшен интерфейс. Появились вкладки, уведомления, значки файлов, подсказки и кнопки действий. Пользоваться приложением стало удобнее.</w:t>
-      </w:r>
-    </w:p>
-    <w:p>
-      <w:pPr>
-        <w:spacing w:after="0" w:line="360" w:lineRule="auto"/>
-        <w:ind w:firstLine="567"/>
-        <w:jc w:val="both"/>
-        <w:rPr>
-          <w:lang w:val="ru-RU"/>
-        </w:rPr>
-      </w:pPr>
-      <w:r>
-        <w:rPr>
-          <w:lang w:val="ru-RU"/>
-        </w:rPr>
-        <w:t xml:space="preserve">После ручного тестирования были найдены ошибки: </w:t>
-      </w:r>
-      <w:r>
-        <w:t>Failed</w:t>
-      </w:r>
-      <w:r>
-        <w:rPr>
-          <w:lang w:val="ru-RU"/>
-        </w:rPr>
-        <w:t xml:space="preserve"> </w:t>
-      </w:r>
-      <w:r>
-        <w:t>to</w:t>
-      </w:r>
-      <w:r>
-        <w:rPr>
-          <w:lang w:val="ru-RU"/>
-        </w:rPr>
-        <w:t xml:space="preserve"> </w:t>
-      </w:r>
-      <w:r>
-        <w:t>fetch</w:t>
-      </w:r>
-      <w:r>
-        <w:rPr>
-          <w:lang w:val="ru-RU"/>
-        </w:rPr>
-        <w:t xml:space="preserve"> при загрузке большого файла и </w:t>
-      </w:r>
-      <w:r>
-        <w:t>HTTP</w:t>
-      </w:r>
-      <w:r>
-        <w:rPr>
-          <w:lang w:val="ru-RU"/>
-        </w:rPr>
-        <w:t xml:space="preserve"> 401 при повторном входе. ИИ исправил эти ошибки и сделал сообщения более понятными для пользователя.</w:t>
-      </w:r>
-    </w:p>
-    <w:p>
-      <w:pPr>
-        <w:spacing w:after="0" w:line="360" w:lineRule="auto"/>
-        <w:ind w:firstLine="567"/>
-        <w:jc w:val="both"/>
-        <w:rPr>
-          <w:lang w:val="ru-RU"/>
-        </w:rPr>
-      </w:pPr>
-      <w:r>
-        <w:rPr>
-          <w:lang w:val="ru-RU"/>
-        </w:rPr>
-        <w:t>В конце были добавлены нормальные тесты. Они стали проверять не только успешные действия, но и ошибки: слишком большой файл, запрещённое расширение, чужой файл, отключённую ссылку и доступ вне белого списка.</w:t>
-      </w:r>
     </w:p>
     <w:p>
       <w:pPr>
@@ -26955,7 +26984,7 @@
 </file>
 
 <file path=customXml/itemProps1.xml><?xml version="1.0" encoding="utf-8"?>
-<ds:datastoreItem xmlns:ds="http://schemas.openxmlformats.org/officeDocument/2006/customXml" ds:itemID="{8A726067-1804-48E3-8C3D-EA001AFA6D4A}">
+<ds:datastoreItem xmlns:ds="http://schemas.openxmlformats.org/officeDocument/2006/customXml" ds:itemID="{86FE9ADA-E295-41D5-A2D0-D106B38BCBA0}">
   <ds:schemaRefs>
     <ds:schemaRef ds:uri="http://schemas.openxmlformats.org/officeDocument/2006/bibliography"/>
   </ds:schemaRefs>

--- a/Отчет_по_практике_final.docx
+++ b/Отчет_по_практике_final.docx
@@ -12751,8 +12751,6 @@
         </w:rPr>
         <w:t>В итоге можно сделать вывод, что ИИ полезен для разработки, но его нужно постоянно контролировать. Он быстро создаёт рабочий код, хорошо исправляет конкретные ошибки и может дорабатывать функционал. Но без чек-листа и ручной проверки он пропускает важные вещи: безопасность, права доступа, тесты и удобную структуру проекта. Поэтому человек в такой работе остаётся главным проверяющим и направляет ИИ на каждом этапе.</w:t>
       </w:r>
-      <w:bookmarkStart w:id="7" w:name="_GoBack"/>
-      <w:bookmarkEnd w:id="7"/>
     </w:p>
     <w:p>
       <w:pPr>
@@ -13643,7 +13641,7 @@
           <w:lang w:val="ru-RU"/>
         </w:rPr>
       </w:pPr>
-      <w:bookmarkStart w:id="8" w:name="_Toc232520137"/>
+      <w:bookmarkStart w:id="7" w:name="_Toc232520137"/>
       <w:r>
         <w:rPr>
           <w:rFonts w:ascii="Times New Roman" w:hAnsi="Times New Roman" w:cs="Times New Roman"/>
@@ -13652,7 +13650,7 @@
         </w:rPr>
         <w:t>7. ВЫВОДЫ</w:t>
       </w:r>
-      <w:bookmarkEnd w:id="8"/>
+      <w:bookmarkEnd w:id="7"/>
     </w:p>
     <w:p>
       <w:pPr>
@@ -13777,7 +13775,7 @@
           <w:lang w:val="ru-RU"/>
         </w:rPr>
       </w:pPr>
-      <w:bookmarkStart w:id="9" w:name="_Toc232520138"/>
+      <w:bookmarkStart w:id="8" w:name="_Toc232520138"/>
       <w:r>
         <w:rPr>
           <w:rFonts w:ascii="Times New Roman" w:hAnsi="Times New Roman" w:cs="Times New Roman"/>
@@ -13786,7 +13784,7 @@
         </w:rPr>
         <w:t>ЗАКЛЮЧЕНИЕ</w:t>
       </w:r>
-      <w:bookmarkEnd w:id="9"/>
+      <w:bookmarkEnd w:id="8"/>
     </w:p>
     <w:p>
       <w:pPr>
@@ -13831,7 +13829,7 @@
           <w:lang w:val="ru-RU"/>
         </w:rPr>
       </w:pPr>
-      <w:bookmarkStart w:id="10" w:name="_Toc232520139"/>
+      <w:bookmarkStart w:id="9" w:name="_Toc232520139"/>
       <w:r>
         <w:rPr>
           <w:rFonts w:ascii="Times New Roman" w:hAnsi="Times New Roman" w:cs="Times New Roman"/>
@@ -13840,7 +13838,7 @@
         </w:rPr>
         <w:t>СПИСОК ИСПОЛЬЗОВАННЫХ ИСТОЧНИКОВ</w:t>
       </w:r>
-      <w:bookmarkEnd w:id="10"/>
+      <w:bookmarkEnd w:id="9"/>
     </w:p>
     <w:p>
       <w:pPr>
@@ -14355,7 +14353,7 @@
           <w:lang w:val="ru-RU"/>
         </w:rPr>
       </w:pPr>
-      <w:bookmarkStart w:id="11" w:name="_Toc232520140"/>
+      <w:bookmarkStart w:id="10" w:name="_Toc232520140"/>
       <w:r>
         <w:rPr>
           <w:rFonts w:ascii="Times New Roman" w:hAnsi="Times New Roman" w:cs="Times New Roman"/>
@@ -14364,7 +14362,7 @@
         </w:rPr>
         <w:t>ПРИЛОЖЕНИЯ</w:t>
       </w:r>
-      <w:bookmarkEnd w:id="11"/>
+      <w:bookmarkEnd w:id="10"/>
     </w:p>
     <w:p>
       <w:pPr>
@@ -14517,59 +14515,8 @@
           <w:lang w:val="ru-RU"/>
         </w:rPr>
       </w:pPr>
-    </w:p>
-    <w:p>
-      <w:pPr>
-        <w:spacing w:after="0" w:line="360" w:lineRule="auto"/>
-        <w:ind w:firstLine="709"/>
-        <w:jc w:val="both"/>
-        <w:rPr>
-          <w:rFonts w:cs="Times New Roman"/>
-          <w:lang w:val="ru-RU"/>
-        </w:rPr>
-      </w:pPr>
-    </w:p>
-    <w:p>
-      <w:pPr>
-        <w:spacing w:after="0" w:line="360" w:lineRule="auto"/>
-        <w:ind w:firstLine="709"/>
-        <w:jc w:val="both"/>
-        <w:rPr>
-          <w:rFonts w:cs="Times New Roman"/>
-          <w:lang w:val="ru-RU"/>
-        </w:rPr>
-      </w:pPr>
-    </w:p>
-    <w:p>
-      <w:pPr>
-        <w:spacing w:after="0" w:line="360" w:lineRule="auto"/>
-        <w:ind w:firstLine="709"/>
-        <w:jc w:val="right"/>
-        <w:rPr>
-          <w:rFonts w:cs="Times New Roman"/>
-          <w:b/>
-          <w:lang w:val="ru-RU"/>
-        </w:rPr>
-      </w:pPr>
-      <w:r>
-        <w:rPr>
-          <w:rFonts w:cs="Times New Roman"/>
-          <w:b/>
-          <w:lang w:val="ru-RU"/>
-        </w:rPr>
-        <w:t>Приложение 1</w:t>
-      </w:r>
-    </w:p>
-    <w:p>
-      <w:pPr>
-        <w:spacing w:after="0" w:line="360" w:lineRule="auto"/>
-        <w:ind w:firstLine="709"/>
-        <w:jc w:val="both"/>
-        <w:rPr>
-          <w:rFonts w:cs="Times New Roman"/>
-          <w:lang w:val="ru-RU"/>
-        </w:rPr>
-      </w:pPr>
+      <w:bookmarkStart w:id="11" w:name="_GoBack"/>
+      <w:bookmarkEnd w:id="11"/>
     </w:p>
     <w:p>
       <w:pPr>
@@ -26984,7 +26931,7 @@
 </file>
 
 <file path=customXml/itemProps1.xml><?xml version="1.0" encoding="utf-8"?>
-<ds:datastoreItem xmlns:ds="http://schemas.openxmlformats.org/officeDocument/2006/customXml" ds:itemID="{86FE9ADA-E295-41D5-A2D0-D106B38BCBA0}">
+<ds:datastoreItem xmlns:ds="http://schemas.openxmlformats.org/officeDocument/2006/customXml" ds:itemID="{96F7995B-FE89-4EBE-8585-A9A107330B98}">
   <ds:schemaRefs>
     <ds:schemaRef ds:uri="http://schemas.openxmlformats.org/officeDocument/2006/bibliography"/>
   </ds:schemaRefs>

--- a/Отчет_по_практике_final.docx
+++ b/Отчет_по_практике_final.docx
@@ -14504,6 +14504,17 @@
         </w:rPr>
         <w:t>. Типовой чек-лист ручной валидации сценариев загрузки/скачивания/удаления файлов и обработки ошибок.</w:t>
       </w:r>
+    </w:p>
+    <w:p>
+      <w:pPr>
+        <w:spacing w:after="0" w:line="360" w:lineRule="auto"/>
+        <w:ind w:firstLine="709"/>
+        <w:jc w:val="both"/>
+        <w:rPr>
+          <w:rFonts w:cs="Times New Roman"/>
+          <w:lang w:val="ru-RU"/>
+        </w:rPr>
+      </w:pPr>
     </w:p>
     <w:p>
       <w:pPr>
@@ -26931,7 +26942,7 @@
 </file>
 
 <file path=customXml/itemProps1.xml><?xml version="1.0" encoding="utf-8"?>
-<ds:datastoreItem xmlns:ds="http://schemas.openxmlformats.org/officeDocument/2006/customXml" ds:itemID="{96F7995B-FE89-4EBE-8585-A9A107330B98}">
+<ds:datastoreItem xmlns:ds="http://schemas.openxmlformats.org/officeDocument/2006/customXml" ds:itemID="{628C3DA2-547B-4A9E-AC07-A335827DD0CA}">
   <ds:schemaRefs>
     <ds:schemaRef ds:uri="http://schemas.openxmlformats.org/officeDocument/2006/bibliography"/>
   </ds:schemaRefs>
